--- a/2026/EL MIRADOR/CERTIFICADOS LIBRE DEUDA/13ºC/CERTIFICADO DEUDA.docx
+++ b/2026/EL MIRADOR/CERTIFICADOS LIBRE DEUDA/13ºC/CERTIFICADO DEUDA.docx
@@ -130,20 +130,30 @@
           <w:b/>
           <w:bCs/>
         </w:rPr>
-        <w:t>24</w:t>
-      </w:r>
-      <w:r>
-        <w:t xml:space="preserve">, destinada a vivienda, cuya titularidad corresponde a </w:t>
-      </w:r>
-      <w:r>
-        <w:rPr>
-          <w:b/>
-          <w:bCs/>
-        </w:rPr>
-        <w:t>Lasarte Leda Mavel y Grosso Raul Ariel</w:t>
-      </w:r>
-      <w:r>
-        <w:t xml:space="preserve">, </w:t>
+        <w:t>69</w:t>
+      </w:r>
+      <w:r>
+        <w:t xml:space="preserve">, destinada a vivienda, cuya titularidad corresponde </w:t>
+      </w:r>
+      <w:r>
+        <w:t xml:space="preserve">a </w:t>
+      </w:r>
+      <w:r>
+        <w:rPr>
+          <w:b/>
+          <w:bCs/>
+        </w:rPr>
+        <w:t xml:space="preserve">Argentino, Javier Leonardo y </w:t>
+      </w:r>
+      <w:r>
+        <w:rPr>
+          <w:b/>
+          <w:bCs/>
+        </w:rPr>
+        <w:t>Sra.,</w:t>
+      </w:r>
+      <w:r>
+        <w:t xml:space="preserve"> </w:t>
       </w:r>
       <w:r>
         <w:rPr>
